--- a/worlds/ondina-vasquell/phase-3-build-task-artifacts/world-files/hospitalist_progress_hd2_05172026.docx
+++ b/worlds/ondina-vasquell/phase-3-build-task-artifacts/world-files/hospitalist_progress_hd2_05172026.docx
@@ -6,6 +6,14 @@
       <w:tblPr>
         <w:tblW w:type="auto" w:w="0"/>
         <w:tblLook w:firstColumn="1" w:firstRow="1" w:lastColumn="0" w:lastRow="0" w:noHBand="0" w:noVBand="1" w:val="04A0"/>
+        <w:tblBorders>
+          <w:top w:val="none"/>
+          <w:left w:val="none"/>
+          <w:bottom w:val="none"/>
+          <w:right w:val="none"/>
+          <w:insideH w:val="none"/>
+          <w:insideV w:val="none"/>
+        </w:tblBorders>
       </w:tblPr>
       <w:tblGrid>
         <w:gridCol w:w="5184"/>
@@ -21,10 +29,23 @@
               <w:rPr>
                 <w:rFonts w:ascii="Arial" w:hAnsi="Arial"/>
                 <w:b/>
-                <w:color w:val="000000"/>
+                <w:i w:val="0"/>
+                <w:color w:val="1F3864"/>
                 <w:sz w:val="22"/>
               </w:rPr>
               <w:t>Harbor Crest Regional Medical Center</w:t>
+            </w:r>
+          </w:p>
+          <w:p>
+            <w:r>
+              <w:rPr>
+                <w:rFonts w:ascii="Arial" w:hAnsi="Arial"/>
+                <w:b w:val="0"/>
+                <w:i w:val="0"/>
+                <w:color w:val="5E6670"/>
+                <w:sz w:val="16"/>
+              </w:rPr>
+              <w:t>Hospital Medicine</w:t>
             </w:r>
           </w:p>
         </w:tc>
@@ -39,27 +60,57 @@
             <w:r>
               <w:rPr>
                 <w:rFonts w:ascii="Arial" w:hAnsi="Arial"/>
-                <w:color w:val="595959"/>
-                <w:sz w:val="15"/>
+                <w:b/>
+                <w:i w:val="0"/>
+                <w:color w:val="4472C4"/>
+                <w:sz w:val="17"/>
               </w:rPr>
-              <w:t>Confidential - Filed 05/17/2026 0930</w:t>
+              <w:t>Confidential</w:t>
             </w:r>
           </w:p>
         </w:tc>
       </w:tr>
     </w:tbl>
-    <w:p/>
     <w:tbl>
       <w:tblPr>
         <w:tblW w:type="auto" w:w="0"/>
         <w:tblLook w:firstColumn="1" w:firstRow="1" w:lastColumn="0" w:lastRow="0" w:noHBand="0" w:noVBand="1" w:val="04A0"/>
         <w:tblBorders>
-          <w:top w:val="single" w:sz="4" w:space="0" w:color="BFBFBF"/>
-          <w:left w:val="single" w:sz="4" w:space="0" w:color="BFBFBF"/>
-          <w:bottom w:val="single" w:sz="4" w:space="0" w:color="BFBFBF"/>
-          <w:right w:val="single" w:sz="4" w:space="0" w:color="BFBFBF"/>
-          <w:insideH w:val="single" w:sz="4" w:space="0" w:color="BFBFBF"/>
-          <w:insideV w:val="single" w:sz="4" w:space="0" w:color="BFBFBF"/>
+          <w:top w:val="none"/>
+          <w:left w:val="none"/>
+          <w:bottom w:val="none"/>
+          <w:right w:val="none"/>
+          <w:insideH w:val="none"/>
+          <w:insideV w:val="none"/>
+        </w:tblBorders>
+      </w:tblPr>
+      <w:tblGrid>
+        <w:gridCol w:w="10368"/>
+      </w:tblGrid>
+      <w:tr>
+        <w:trPr>
+          <w:trHeight w:val="40"/>
+        </w:trPr>
+        <w:tc>
+          <w:tcPr>
+            <w:tcW w:type="dxa" w:w="10368"/>
+            <w:shd w:val="clear" w:fill="4472C4"/>
+          </w:tcPr>
+          <w:p/>
+        </w:tc>
+      </w:tr>
+    </w:tbl>
+    <w:tbl>
+      <w:tblPr>
+        <w:tblW w:type="auto" w:w="0"/>
+        <w:tblLook w:firstColumn="1" w:firstRow="1" w:lastColumn="0" w:lastRow="0" w:noHBand="0" w:noVBand="1" w:val="04A0"/>
+        <w:tblBorders>
+          <w:top w:val="single" w:sz="4" w:color="C9D4EA"/>
+          <w:left w:val="single" w:sz="4" w:color="C9D4EA"/>
+          <w:bottom w:val="single" w:sz="4" w:color="C9D4EA"/>
+          <w:right w:val="single" w:sz="4" w:color="C9D4EA"/>
+          <w:insideH w:val="single" w:sz="4" w:color="C9D4EA"/>
+          <w:insideV w:val="single" w:sz="4" w:color="C9D4EA"/>
         </w:tblBorders>
       </w:tblPr>
       <w:tblGrid>
@@ -71,28 +122,51 @@
       <w:tr>
         <w:tc>
           <w:tcPr>
-            <w:tcW w:type="dxa" w:w="10368"/>
-            <w:gridSpan w:val="4"/>
-            <w:shd w:val="clear" w:color="auto" w:fill="EAEAEA"/>
+            <w:tcW w:type="dxa" w:w="7776"/>
+            <w:gridSpan w:val="3"/>
+            <w:shd w:val="clear" w:fill="4472C4"/>
           </w:tcPr>
           <w:p>
             <w:r>
               <w:rPr>
                 <w:rFonts w:ascii="Arial" w:hAnsi="Arial"/>
                 <w:b/>
-                <w:color w:val="000000"/>
-                <w:sz w:val="22"/>
+                <w:i w:val="0"/>
+                <w:color w:val="FFFFFF"/>
+                <w:sz w:val="26"/>
               </w:rPr>
-              <w:t>Ondina Vasquell</w:t>
+              <w:t xml:space="preserve">  Ondina Vasquell</w:t>
             </w:r>
             <w:r>
               <w:rPr>
                 <w:rFonts w:ascii="Arial" w:hAnsi="Arial"/>
-                <w:b/>
-                <w:color w:val="000000"/>
+                <w:b w:val="0"/>
+                <w:i w:val="0"/>
+                <w:color w:val="FFFFFF"/>
                 <w:sz w:val="18"/>
               </w:rPr>
-              <w:t xml:space="preserve">      MRN OV-3358104</w:t>
+              <w:t xml:space="preserve">    68 y  |  Female  |  DOB 03/14/1958</w:t>
+            </w:r>
+          </w:p>
+        </w:tc>
+        <w:tc>
+          <w:tcPr>
+            <w:tcW w:type="dxa" w:w="2592"/>
+            <w:shd w:val="clear" w:fill="4472C4"/>
+          </w:tcPr>
+          <w:p>
+            <w:pPr>
+              <w:jc w:val="right"/>
+            </w:pPr>
+            <w:r>
+              <w:rPr>
+                <w:rFonts w:ascii="Arial" w:hAnsi="Arial"/>
+                <w:b/>
+                <w:i w:val="0"/>
+                <w:color w:val="FFFFFF"/>
+                <w:sz w:val="20"/>
+              </w:rPr>
+              <w:t xml:space="preserve">MRN OV-3358104  </w:t>
             </w:r>
           </w:p>
         </w:tc>
@@ -101,406 +175,116 @@
         <w:tc>
           <w:tcPr>
             <w:tcW w:type="dxa" w:w="2592"/>
-            <w:shd w:val="clear" w:color="auto" w:fill="EAEAEA"/>
+            <w:shd w:val="clear" w:fill="EDF2FA"/>
           </w:tcPr>
           <w:p>
             <w:r>
               <w:rPr>
                 <w:rFonts w:ascii="Arial" w:hAnsi="Arial"/>
                 <w:b/>
-                <w:color w:val="595959"/>
+                <w:i w:val="0"/>
+                <w:color w:val="5E6670"/>
+                <w:sz w:val="14"/>
+              </w:rPr>
+              <w:t>Date of Service</w:t>
+              <w:br/>
+            </w:r>
+            <w:r>
+              <w:rPr>
+                <w:rFonts w:ascii="Arial" w:hAnsi="Arial"/>
+                <w:b w:val="0"/>
+                <w:i w:val="0"/>
+                <w:color w:val="232830"/>
                 <w:sz w:val="16"/>
               </w:rPr>
-              <w:t>DOB</w:t>
+              <w:t>05/17/2026 0930</w:t>
             </w:r>
           </w:p>
         </w:tc>
         <w:tc>
           <w:tcPr>
             <w:tcW w:type="dxa" w:w="2592"/>
-            <w:shd w:val="clear" w:color="auto" w:fill="EAEAEA"/>
+            <w:shd w:val="clear" w:fill="EDF2FA"/>
           </w:tcPr>
           <w:p>
             <w:r>
               <w:rPr>
                 <w:rFonts w:ascii="Arial" w:hAnsi="Arial"/>
-                <w:color w:val="000000"/>
-                <w:sz w:val="18"/>
+                <w:b/>
+                <w:i w:val="0"/>
+                <w:color w:val="5E6670"/>
+                <w:sz w:val="14"/>
               </w:rPr>
-              <w:t>03/14/1958 (68 yo)</w:t>
+              <w:t>Author</w:t>
+              <w:br/>
+            </w:r>
+            <w:r>
+              <w:rPr>
+                <w:rFonts w:ascii="Arial" w:hAnsi="Arial"/>
+                <w:b w:val="0"/>
+                <w:i w:val="0"/>
+                <w:color w:val="232830"/>
+                <w:sz w:val="16"/>
+              </w:rPr>
+              <w:t>Marisol Everet, MD</w:t>
             </w:r>
           </w:p>
         </w:tc>
         <w:tc>
           <w:tcPr>
             <w:tcW w:type="dxa" w:w="2592"/>
-            <w:shd w:val="clear" w:color="auto" w:fill="EAEAEA"/>
+            <w:shd w:val="clear" w:fill="EDF2FA"/>
           </w:tcPr>
           <w:p>
             <w:r>
               <w:rPr>
                 <w:rFonts w:ascii="Arial" w:hAnsi="Arial"/>
                 <w:b/>
-                <w:color w:val="595959"/>
+                <w:i w:val="0"/>
+                <w:color w:val="5E6670"/>
+                <w:sz w:val="14"/>
+              </w:rPr>
+              <w:t>Allergies</w:t>
+              <w:br/>
+            </w:r>
+            <w:r>
+              <w:rPr>
+                <w:rFonts w:ascii="Arial" w:hAnsi="Arial"/>
+                <w:b w:val="0"/>
+                <w:i w:val="0"/>
+                <w:color w:val="232830"/>
                 <w:sz w:val="16"/>
               </w:rPr>
-              <w:t>Sex</w:t>
+              <w:t>Sulfa (sulfonamide antibiotics) - rash</w:t>
             </w:r>
           </w:p>
         </w:tc>
         <w:tc>
           <w:tcPr>
             <w:tcW w:type="dxa" w:w="2592"/>
-            <w:shd w:val="clear" w:color="auto" w:fill="EAEAEA"/>
-          </w:tcPr>
-          <w:p>
-            <w:r>
-              <w:rPr>
-                <w:rFonts w:ascii="Arial" w:hAnsi="Arial"/>
-                <w:color w:val="000000"/>
-                <w:sz w:val="18"/>
-              </w:rPr>
-              <w:t>Female</w:t>
-            </w:r>
-          </w:p>
-        </w:tc>
-      </w:tr>
-      <w:tr>
-        <w:tc>
-          <w:tcPr>
-            <w:tcW w:type="dxa" w:w="2592"/>
-            <w:shd w:val="clear" w:color="auto" w:fill="EAEAEA"/>
+            <w:shd w:val="clear" w:fill="EDF2FA"/>
           </w:tcPr>
           <w:p>
             <w:r>
               <w:rPr>
                 <w:rFonts w:ascii="Arial" w:hAnsi="Arial"/>
                 <w:b/>
-                <w:color w:val="595959"/>
-                <w:sz w:val="16"/>
+                <w:i w:val="0"/>
+                <w:color w:val="5E6670"/>
+                <w:sz w:val="14"/>
               </w:rPr>
-              <w:t>Code Status</w:t>
+              <w:t>Document</w:t>
+              <w:br/>
             </w:r>
-          </w:p>
-        </w:tc>
-        <w:tc>
-          <w:tcPr>
-            <w:tcW w:type="dxa" w:w="2592"/>
-            <w:shd w:val="clear" w:color="auto" w:fill="EAEAEA"/>
-          </w:tcPr>
-          <w:p>
             <w:r>
               <w:rPr>
                 <w:rFonts w:ascii="Arial" w:hAnsi="Arial"/>
-                <w:color w:val="000000"/>
-                <w:sz w:val="18"/>
-              </w:rPr>
-              <w:t>Full Code</w:t>
-            </w:r>
-          </w:p>
-        </w:tc>
-        <w:tc>
-          <w:tcPr>
-            <w:tcW w:type="dxa" w:w="2592"/>
-            <w:shd w:val="clear" w:color="auto" w:fill="EAEAEA"/>
-          </w:tcPr>
-          <w:p>
-            <w:r>
-              <w:rPr>
-                <w:rFonts w:ascii="Arial" w:hAnsi="Arial"/>
-                <w:b/>
-                <w:color w:val="595959"/>
+                <w:b w:val="0"/>
+                <w:i w:val="0"/>
+                <w:color w:val="232830"/>
                 <w:sz w:val="16"/>
               </w:rPr>
-              <w:t>Allergies</w:t>
-            </w:r>
-          </w:p>
-        </w:tc>
-        <w:tc>
-          <w:tcPr>
-            <w:tcW w:type="dxa" w:w="2592"/>
-            <w:shd w:val="clear" w:color="auto" w:fill="EAEAEA"/>
-          </w:tcPr>
-          <w:p>
-            <w:r>
-              <w:rPr>
-                <w:rFonts w:ascii="Arial" w:hAnsi="Arial"/>
-                <w:color w:val="000000"/>
-                <w:sz w:val="18"/>
-              </w:rPr>
-              <w:t>Sulfa (sulfonamide antibiotics) - rash</w:t>
-            </w:r>
-          </w:p>
-        </w:tc>
-      </w:tr>
-      <w:tr>
-        <w:tc>
-          <w:tcPr>
-            <w:tcW w:type="dxa" w:w="2592"/>
-            <w:shd w:val="clear" w:color="auto" w:fill="EAEAEA"/>
-          </w:tcPr>
-          <w:p>
-            <w:r>
-              <w:rPr>
-                <w:rFonts w:ascii="Arial" w:hAnsi="Arial"/>
-                <w:b/>
-                <w:color w:val="595959"/>
-                <w:sz w:val="16"/>
-              </w:rPr>
-              <w:t>CSN</w:t>
-            </w:r>
-          </w:p>
-        </w:tc>
-        <w:tc>
-          <w:tcPr>
-            <w:tcW w:type="dxa" w:w="2592"/>
-            <w:shd w:val="clear" w:color="auto" w:fill="EAEAEA"/>
-          </w:tcPr>
-          <w:p>
-            <w:r>
-              <w:rPr>
-                <w:rFonts w:ascii="Arial" w:hAnsi="Arial"/>
-                <w:color w:val="000000"/>
-                <w:sz w:val="18"/>
-              </w:rPr>
-              <w:t>CSN-308852140</w:t>
-            </w:r>
-          </w:p>
-        </w:tc>
-        <w:tc>
-          <w:tcPr>
-            <w:tcW w:type="dxa" w:w="2592"/>
-            <w:shd w:val="clear" w:color="auto" w:fill="EAEAEA"/>
-          </w:tcPr>
-          <w:p>
-            <w:r>
-              <w:rPr>
-                <w:rFonts w:ascii="Arial" w:hAnsi="Arial"/>
-                <w:b/>
-                <w:color w:val="595959"/>
-                <w:sz w:val="16"/>
-              </w:rPr>
-              <w:t>Admit</w:t>
-            </w:r>
-          </w:p>
-        </w:tc>
-        <w:tc>
-          <w:tcPr>
-            <w:tcW w:type="dxa" w:w="2592"/>
-            <w:shd w:val="clear" w:color="auto" w:fill="EAEAEA"/>
-          </w:tcPr>
-          <w:p>
-            <w:r>
-              <w:rPr>
-                <w:rFonts w:ascii="Arial" w:hAnsi="Arial"/>
-                <w:color w:val="000000"/>
-                <w:sz w:val="18"/>
-              </w:rPr>
-              <w:t>05/16/2026</w:t>
-            </w:r>
-          </w:p>
-        </w:tc>
-      </w:tr>
-      <w:tr>
-        <w:tc>
-          <w:tcPr>
-            <w:tcW w:type="dxa" w:w="2592"/>
-            <w:shd w:val="clear" w:color="auto" w:fill="EAEAEA"/>
-          </w:tcPr>
-          <w:p>
-            <w:r>
-              <w:rPr>
-                <w:rFonts w:ascii="Arial" w:hAnsi="Arial"/>
-                <w:b/>
-                <w:color w:val="595959"/>
-                <w:sz w:val="16"/>
-              </w:rPr>
-              <w:t>Hospital Day</w:t>
-            </w:r>
-          </w:p>
-        </w:tc>
-        <w:tc>
-          <w:tcPr>
-            <w:tcW w:type="dxa" w:w="2592"/>
-            <w:shd w:val="clear" w:color="auto" w:fill="EAEAEA"/>
-          </w:tcPr>
-          <w:p>
-            <w:r>
-              <w:rPr>
-                <w:rFonts w:ascii="Arial" w:hAnsi="Arial"/>
-                <w:color w:val="000000"/>
-                <w:sz w:val="18"/>
-              </w:rPr>
-              <w:t>HD2</w:t>
-            </w:r>
-          </w:p>
-        </w:tc>
-        <w:tc>
-          <w:tcPr>
-            <w:tcW w:type="dxa" w:w="2592"/>
-            <w:shd w:val="clear" w:color="auto" w:fill="EAEAEA"/>
-          </w:tcPr>
-          <w:p>
-            <w:r>
-              <w:rPr>
-                <w:rFonts w:ascii="Arial" w:hAnsi="Arial"/>
-                <w:b/>
-                <w:color w:val="595959"/>
-                <w:sz w:val="16"/>
-              </w:rPr>
-              <w:t>Attending</w:t>
-            </w:r>
-          </w:p>
-        </w:tc>
-        <w:tc>
-          <w:tcPr>
-            <w:tcW w:type="dxa" w:w="2592"/>
-            <w:shd w:val="clear" w:color="auto" w:fill="EAEAEA"/>
-          </w:tcPr>
-          <w:p>
-            <w:r>
-              <w:rPr>
-                <w:rFonts w:ascii="Arial" w:hAnsi="Arial"/>
-                <w:color w:val="000000"/>
-                <w:sz w:val="18"/>
-              </w:rPr>
-              <w:t>Marisol Everet, MD</w:t>
-            </w:r>
-          </w:p>
-        </w:tc>
-      </w:tr>
-      <w:tr>
-        <w:tc>
-          <w:tcPr>
-            <w:tcW w:type="dxa" w:w="2592"/>
-            <w:shd w:val="clear" w:color="auto" w:fill="EAEAEA"/>
-          </w:tcPr>
-          <w:p>
-            <w:r>
-              <w:rPr>
-                <w:rFonts w:ascii="Arial" w:hAnsi="Arial"/>
-                <w:b/>
-                <w:color w:val="595959"/>
-                <w:sz w:val="16"/>
-              </w:rPr>
-              <w:t>Location</w:t>
-            </w:r>
-          </w:p>
-        </w:tc>
-        <w:tc>
-          <w:tcPr>
-            <w:tcW w:type="dxa" w:w="2592"/>
-            <w:shd w:val="clear" w:color="auto" w:fill="EAEAEA"/>
-          </w:tcPr>
-          <w:p>
-            <w:r>
-              <w:rPr>
-                <w:rFonts w:ascii="Arial" w:hAnsi="Arial"/>
-                <w:color w:val="000000"/>
-                <w:sz w:val="18"/>
-              </w:rPr>
-              <w:t>6 South Medicine - 6S-214</w:t>
-            </w:r>
-          </w:p>
-        </w:tc>
-        <w:tc>
-          <w:tcPr>
-            <w:tcW w:type="dxa" w:w="2592"/>
-            <w:shd w:val="clear" w:color="auto" w:fill="EAEAEA"/>
-          </w:tcPr>
-          <w:p>
-            <w:r>
-              <w:rPr>
-                <w:rFonts w:ascii="Arial" w:hAnsi="Arial"/>
-                <w:b/>
-                <w:color w:val="595959"/>
-                <w:sz w:val="16"/>
-              </w:rPr>
-              <w:t>Service</w:t>
-            </w:r>
-          </w:p>
-        </w:tc>
-        <w:tc>
-          <w:tcPr>
-            <w:tcW w:type="dxa" w:w="2592"/>
-            <w:shd w:val="clear" w:color="auto" w:fill="EAEAEA"/>
-          </w:tcPr>
-          <w:p>
-            <w:r>
-              <w:rPr>
-                <w:rFonts w:ascii="Arial" w:hAnsi="Arial"/>
-                <w:color w:val="000000"/>
-                <w:sz w:val="18"/>
-              </w:rPr>
-              <w:t>Hospital Medicine</w:t>
-            </w:r>
-          </w:p>
-        </w:tc>
-      </w:tr>
-      <w:tr>
-        <w:tc>
-          <w:tcPr>
-            <w:tcW w:type="dxa" w:w="2592"/>
-            <w:shd w:val="clear" w:color="auto" w:fill="EAEAEA"/>
-          </w:tcPr>
-          <w:p>
-            <w:r>
-              <w:rPr>
-                <w:rFonts w:ascii="Arial" w:hAnsi="Arial"/>
-                <w:b/>
-                <w:color w:val="595959"/>
-                <w:sz w:val="16"/>
-              </w:rPr>
-              <w:t>Language</w:t>
-            </w:r>
-          </w:p>
-        </w:tc>
-        <w:tc>
-          <w:tcPr>
-            <w:tcW w:type="dxa" w:w="2592"/>
-            <w:shd w:val="clear" w:color="auto" w:fill="EAEAEA"/>
-          </w:tcPr>
-          <w:p>
-            <w:r>
-              <w:rPr>
-                <w:rFonts w:ascii="Arial" w:hAnsi="Arial"/>
-                <w:color w:val="000000"/>
-                <w:sz w:val="18"/>
-              </w:rPr>
-              <w:t>Spanish preferred (interpreter used)</w:t>
-            </w:r>
-          </w:p>
-        </w:tc>
-        <w:tc>
-          <w:tcPr>
-            <w:tcW w:type="dxa" w:w="2592"/>
-            <w:shd w:val="clear" w:color="auto" w:fill="EAEAEA"/>
-          </w:tcPr>
-          <w:p>
-            <w:r>
-              <w:rPr>
-                <w:rFonts w:ascii="Arial" w:hAnsi="Arial"/>
-                <w:b/>
-                <w:color w:val="595959"/>
-                <w:sz w:val="16"/>
-              </w:rPr>
-              <w:t>Date of Service</w:t>
-            </w:r>
-          </w:p>
-        </w:tc>
-        <w:tc>
-          <w:tcPr>
-            <w:tcW w:type="dxa" w:w="2592"/>
-            <w:shd w:val="clear" w:color="auto" w:fill="EAEAEA"/>
-          </w:tcPr>
-          <w:p>
-            <w:r>
-              <w:rPr>
-                <w:rFonts w:ascii="Arial" w:hAnsi="Arial"/>
-                <w:color w:val="000000"/>
-                <w:sz w:val="18"/>
-              </w:rPr>
-              <w:t>05/17/2026 0930</w:t>
+              <w:t>PROGRESS NOTE</w:t>
             </w:r>
           </w:p>
         </w:tc>
@@ -512,8 +296,9 @@
         <w:rPr>
           <w:rFonts w:ascii="Arial" w:hAnsi="Arial"/>
           <w:b/>
-          <w:color w:val="000000"/>
-          <w:sz w:val="24"/>
+          <w:i w:val="0"/>
+          <w:color w:val="1F3864"/>
+          <w:sz w:val="28"/>
         </w:rPr>
         <w:t>PROGRESS NOTE (APSO)</w:t>
       </w:r>
@@ -522,24 +307,265 @@
       <w:r>
         <w:rPr>
           <w:rFonts w:ascii="Arial" w:hAnsi="Arial"/>
-          <w:color w:val="595959"/>
-          <w:sz w:val="17"/>
+          <w:b w:val="0"/>
+          <w:i w:val="0"/>
+          <w:color w:val="5E6670"/>
+          <w:sz w:val="16"/>
         </w:rPr>
         <w:t>Author: Marisol Everet, MD - Hospital Medicine | Date of Service: 05/17/2026 0930 | Status: Signed</w:t>
       </w:r>
     </w:p>
-    <w:p/>
     <w:p>
       <w:pPr>
+        <w:spacing w:before="180" w:after="60"/>
         <w:pBdr>
-          <w:bottom w:val="single" w:sz="4" w:space="1" w:color="BFBFBF"/>
+          <w:bottom w:val="single" w:sz="6" w:color="C9D4EA" w:space="2"/>
         </w:pBdr>
       </w:pPr>
       <w:r>
         <w:rPr>
           <w:rFonts w:ascii="Arial" w:hAnsi="Arial"/>
           <w:b/>
-          <w:color w:val="000000"/>
+          <w:i w:val="0"/>
+          <w:color w:val="4472C4"/>
+          <w:sz w:val="20"/>
+        </w:rPr>
+        <w:t>PATIENT / ENCOUNTER</w:t>
+      </w:r>
+    </w:p>
+    <w:p>
+      <w:r>
+        <w:rPr>
+          <w:rFonts w:ascii="Arial" w:hAnsi="Arial"/>
+          <w:b/>
+          <w:i w:val="0"/>
+          <w:color w:val="232830"/>
+          <w:sz w:val="18"/>
+        </w:rPr>
+        <w:t xml:space="preserve">Patient: </w:t>
+      </w:r>
+      <w:r>
+        <w:rPr>
+          <w:rFonts w:ascii="Arial" w:hAnsi="Arial"/>
+          <w:b w:val="0"/>
+          <w:i w:val="0"/>
+          <w:color w:val="232830"/>
+          <w:sz w:val="18"/>
+        </w:rPr>
+        <w:t>Ondina Vasquell, 68 y</w:t>
+      </w:r>
+    </w:p>
+    <w:p>
+      <w:r>
+        <w:rPr>
+          <w:rFonts w:ascii="Arial" w:hAnsi="Arial"/>
+          <w:b/>
+          <w:i w:val="0"/>
+          <w:color w:val="232830"/>
+          <w:sz w:val="18"/>
+        </w:rPr>
+        <w:t xml:space="preserve">Sex / DOB: </w:t>
+      </w:r>
+      <w:r>
+        <w:rPr>
+          <w:rFonts w:ascii="Arial" w:hAnsi="Arial"/>
+          <w:b w:val="0"/>
+          <w:i w:val="0"/>
+          <w:color w:val="232830"/>
+          <w:sz w:val="18"/>
+        </w:rPr>
+        <w:t>Female / 03/14/1958</w:t>
+      </w:r>
+    </w:p>
+    <w:p>
+      <w:r>
+        <w:rPr>
+          <w:rFonts w:ascii="Arial" w:hAnsi="Arial"/>
+          <w:b/>
+          <w:i w:val="0"/>
+          <w:color w:val="232830"/>
+          <w:sz w:val="18"/>
+        </w:rPr>
+        <w:t xml:space="preserve">MRN / FIN: </w:t>
+      </w:r>
+      <w:r>
+        <w:rPr>
+          <w:rFonts w:ascii="Arial" w:hAnsi="Arial"/>
+          <w:b w:val="0"/>
+          <w:i w:val="0"/>
+          <w:color w:val="232830"/>
+          <w:sz w:val="18"/>
+        </w:rPr>
+        <w:t>OV-3358104 / FIN-2207733</w:t>
+      </w:r>
+    </w:p>
+    <w:p>
+      <w:r>
+        <w:rPr>
+          <w:rFonts w:ascii="Arial" w:hAnsi="Arial"/>
+          <w:b/>
+          <w:i w:val="0"/>
+          <w:color w:val="232830"/>
+          <w:sz w:val="18"/>
+        </w:rPr>
+        <w:t xml:space="preserve">Unit / Room: </w:t>
+      </w:r>
+      <w:r>
+        <w:rPr>
+          <w:rFonts w:ascii="Arial" w:hAnsi="Arial"/>
+          <w:b w:val="0"/>
+          <w:i w:val="0"/>
+          <w:color w:val="232830"/>
+          <w:sz w:val="18"/>
+        </w:rPr>
+        <w:t>6 South Medicine / 6S-214</w:t>
+      </w:r>
+    </w:p>
+    <w:p>
+      <w:r>
+        <w:rPr>
+          <w:rFonts w:ascii="Arial" w:hAnsi="Arial"/>
+          <w:b/>
+          <w:i w:val="0"/>
+          <w:color w:val="232830"/>
+          <w:sz w:val="18"/>
+        </w:rPr>
+        <w:t xml:space="preserve">Code Status: </w:t>
+      </w:r>
+      <w:r>
+        <w:rPr>
+          <w:rFonts w:ascii="Arial" w:hAnsi="Arial"/>
+          <w:b w:val="0"/>
+          <w:i w:val="0"/>
+          <w:color w:val="232830"/>
+          <w:sz w:val="18"/>
+        </w:rPr>
+        <w:t>Full Code</w:t>
+      </w:r>
+    </w:p>
+    <w:p>
+      <w:r>
+        <w:rPr>
+          <w:rFonts w:ascii="Arial" w:hAnsi="Arial"/>
+          <w:b/>
+          <w:i w:val="0"/>
+          <w:color w:val="232830"/>
+          <w:sz w:val="18"/>
+        </w:rPr>
+        <w:t xml:space="preserve">Allergies: </w:t>
+      </w:r>
+      <w:r>
+        <w:rPr>
+          <w:rFonts w:ascii="Arial" w:hAnsi="Arial"/>
+          <w:b w:val="0"/>
+          <w:i w:val="0"/>
+          <w:color w:val="232830"/>
+          <w:sz w:val="18"/>
+        </w:rPr>
+        <w:t>Sulfa (sulfonamide antibiotics) - rash</w:t>
+      </w:r>
+    </w:p>
+    <w:p>
+      <w:r>
+        <w:rPr>
+          <w:rFonts w:ascii="Arial" w:hAnsi="Arial"/>
+          <w:b/>
+          <w:i w:val="0"/>
+          <w:color w:val="232830"/>
+          <w:sz w:val="18"/>
+        </w:rPr>
+        <w:t xml:space="preserve">Attending: </w:t>
+      </w:r>
+      <w:r>
+        <w:rPr>
+          <w:rFonts w:ascii="Arial" w:hAnsi="Arial"/>
+          <w:b w:val="0"/>
+          <w:i w:val="0"/>
+          <w:color w:val="232830"/>
+          <w:sz w:val="18"/>
+        </w:rPr>
+        <w:t>Marisol Everet, MD</w:t>
+      </w:r>
+    </w:p>
+    <w:p>
+      <w:r>
+        <w:rPr>
+          <w:rFonts w:ascii="Arial" w:hAnsi="Arial"/>
+          <w:b/>
+          <w:i w:val="0"/>
+          <w:color w:val="232830"/>
+          <w:sz w:val="18"/>
+        </w:rPr>
+        <w:t xml:space="preserve">Service: </w:t>
+      </w:r>
+      <w:r>
+        <w:rPr>
+          <w:rFonts w:ascii="Arial" w:hAnsi="Arial"/>
+          <w:b w:val="0"/>
+          <w:i w:val="0"/>
+          <w:color w:val="232830"/>
+          <w:sz w:val="18"/>
+        </w:rPr>
+        <w:t>Hospital Medicine</w:t>
+      </w:r>
+    </w:p>
+    <w:p>
+      <w:r>
+        <w:rPr>
+          <w:rFonts w:ascii="Arial" w:hAnsi="Arial"/>
+          <w:b/>
+          <w:i w:val="0"/>
+          <w:color w:val="232830"/>
+          <w:sz w:val="18"/>
+        </w:rPr>
+        <w:t xml:space="preserve">Date of Service: </w:t>
+      </w:r>
+      <w:r>
+        <w:rPr>
+          <w:rFonts w:ascii="Arial" w:hAnsi="Arial"/>
+          <w:b w:val="0"/>
+          <w:i w:val="0"/>
+          <w:color w:val="232830"/>
+          <w:sz w:val="18"/>
+        </w:rPr>
+        <w:t>05/17/2026 0930</w:t>
+      </w:r>
+    </w:p>
+    <w:p>
+      <w:r>
+        <w:rPr>
+          <w:rFonts w:ascii="Arial" w:hAnsi="Arial"/>
+          <w:b/>
+          <w:i w:val="0"/>
+          <w:color w:val="232830"/>
+          <w:sz w:val="18"/>
+        </w:rPr>
+        <w:t xml:space="preserve">Language: </w:t>
+      </w:r>
+      <w:r>
+        <w:rPr>
+          <w:rFonts w:ascii="Arial" w:hAnsi="Arial"/>
+          <w:b w:val="0"/>
+          <w:i w:val="0"/>
+          <w:color w:val="232830"/>
+          <w:sz w:val="18"/>
+        </w:rPr>
+        <w:t>Spanish preferred (interpreter used)</w:t>
+      </w:r>
+    </w:p>
+    <w:p>
+      <w:pPr>
+        <w:spacing w:before="180" w:after="60"/>
+        <w:pBdr>
+          <w:bottom w:val="single" w:sz="6" w:color="C9D4EA" w:space="2"/>
+        </w:pBdr>
+      </w:pPr>
+      <w:r>
+        <w:rPr>
+          <w:rFonts w:ascii="Arial" w:hAnsi="Arial"/>
+          <w:b/>
+          <w:i w:val="0"/>
+          <w:color w:val="4472C4"/>
           <w:sz w:val="20"/>
         </w:rPr>
         <w:t>ASSESSMENT AND PLAN</w:t>
@@ -548,11 +574,14 @@
     <w:p>
       <w:pPr>
         <w:pStyle w:val="ListBullet"/>
+        <w:spacing w:after="30"/>
       </w:pPr>
       <w:r>
         <w:rPr>
           <w:rFonts w:ascii="Arial" w:hAnsi="Arial"/>
-          <w:color w:val="000000"/>
+          <w:b w:val="0"/>
+          <w:i w:val="0"/>
+          <w:color w:val="232830"/>
           <w:sz w:val="19"/>
         </w:rPr>
         <w:t>1. Limb-threat DFI: status post soft-tissue debridement, deep cultures sent, continue empiric vancomycin and piperacillin-tazobactam renally dosed.</w:t>
@@ -561,11 +590,14 @@
     <w:p>
       <w:pPr>
         <w:pStyle w:val="ListBullet"/>
+        <w:spacing w:after="30"/>
       </w:pPr>
       <w:r>
         <w:rPr>
           <w:rFonts w:ascii="Arial" w:hAnsi="Arial"/>
-          <w:color w:val="000000"/>
+          <w:b w:val="0"/>
+          <w:i w:val="0"/>
+          <w:color w:val="232830"/>
           <w:sz w:val="19"/>
         </w:rPr>
         <w:t>2. AKI on CKD: creatinine improving to 1.9; held agents remain held; renal dosing maintained.</w:t>
@@ -574,11 +606,14 @@
     <w:p>
       <w:pPr>
         <w:pStyle w:val="ListBullet"/>
+        <w:spacing w:after="30"/>
       </w:pPr>
       <w:r>
         <w:rPr>
           <w:rFonts w:ascii="Arial" w:hAnsi="Arial"/>
-          <w:color w:val="000000"/>
+          <w:b w:val="0"/>
+          <w:i w:val="0"/>
+          <w:color w:val="232830"/>
           <w:sz w:val="19"/>
         </w:rPr>
         <w:t>3. Diabetes: basal-bolus continued; glucose improving.</w:t>
@@ -587,11 +622,14 @@
     <w:p>
       <w:pPr>
         <w:pStyle w:val="ListBullet"/>
+        <w:spacing w:after="30"/>
       </w:pPr>
       <w:r>
         <w:rPr>
           <w:rFonts w:ascii="Arial" w:hAnsi="Arial"/>
-          <w:color w:val="000000"/>
+          <w:b w:val="0"/>
+          <w:i w:val="0"/>
+          <w:color w:val="232830"/>
           <w:sz w:val="19"/>
         </w:rPr>
         <w:t>4. Disposition: case management and therapy consulted; no disposition conclusion yet.</w:t>
@@ -599,15 +637,17 @@
     </w:p>
     <w:p>
       <w:pPr>
+        <w:spacing w:before="180" w:after="60"/>
         <w:pBdr>
-          <w:bottom w:val="single" w:sz="4" w:space="1" w:color="BFBFBF"/>
+          <w:bottom w:val="single" w:sz="6" w:color="C9D4EA" w:space="2"/>
         </w:pBdr>
       </w:pPr>
       <w:r>
         <w:rPr>
           <w:rFonts w:ascii="Arial" w:hAnsi="Arial"/>
           <w:b/>
-          <w:color w:val="000000"/>
+          <w:i w:val="0"/>
+          <w:color w:val="4472C4"/>
           <w:sz w:val="20"/>
         </w:rPr>
         <w:t>SUBJECTIVE</w:t>
@@ -617,7 +657,9 @@
       <w:r>
         <w:rPr>
           <w:rFonts w:ascii="Arial" w:hAnsi="Arial"/>
-          <w:color w:val="000000"/>
+          <w:b w:val="0"/>
+          <w:i w:val="0"/>
+          <w:color w:val="232830"/>
           <w:sz w:val="19"/>
         </w:rPr>
         <w:t>Day of podiatric debridement. Patient reports the foot is less painful after the procedure. Through the interpreter she asks when she can go home; counseled that infection treatment and wound care are ongoing.</w:t>
@@ -625,15 +667,17 @@
     </w:p>
     <w:p>
       <w:pPr>
+        <w:spacing w:before="180" w:after="60"/>
         <w:pBdr>
-          <w:bottom w:val="single" w:sz="4" w:space="1" w:color="BFBFBF"/>
+          <w:bottom w:val="single" w:sz="6" w:color="C9D4EA" w:space="2"/>
         </w:pBdr>
       </w:pPr>
       <w:r>
         <w:rPr>
           <w:rFonts w:ascii="Arial" w:hAnsi="Arial"/>
           <w:b/>
-          <w:color w:val="000000"/>
+          <w:i w:val="0"/>
+          <w:color w:val="4472C4"/>
           <w:sz w:val="20"/>
         </w:rPr>
         <w:t>OBJECTIVE</w:t>
@@ -643,7 +687,9 @@
       <w:r>
         <w:rPr>
           <w:rFonts w:ascii="Arial" w:hAnsi="Arial"/>
-          <w:color w:val="000000"/>
+          <w:b w:val="0"/>
+          <w:i w:val="0"/>
+          <w:color w:val="232830"/>
           <w:sz w:val="19"/>
         </w:rPr>
         <w:t>Vitals: T 37.8 C, HR 96, BP 142/80, RR 18, SpO2 97 percent RA, glucose 212</w:t>
@@ -652,11 +698,14 @@
     <w:p>
       <w:pPr>
         <w:pStyle w:val="ListBullet"/>
+        <w:spacing w:after="30"/>
       </w:pPr>
       <w:r>
         <w:rPr>
           <w:rFonts w:ascii="Arial" w:hAnsi="Arial"/>
-          <w:color w:val="000000"/>
+          <w:b w:val="0"/>
+          <w:i w:val="0"/>
+          <w:color w:val="232830"/>
           <w:sz w:val="19"/>
         </w:rPr>
         <w:t>WBC 12.1 K/uL (from 14.2)</w:t>
@@ -665,11 +714,14 @@
     <w:p>
       <w:pPr>
         <w:pStyle w:val="ListBullet"/>
+        <w:spacing w:after="30"/>
       </w:pPr>
       <w:r>
         <w:rPr>
           <w:rFonts w:ascii="Arial" w:hAnsi="Arial"/>
-          <w:color w:val="000000"/>
+          <w:b w:val="0"/>
+          <w:i w:val="0"/>
+          <w:color w:val="232830"/>
           <w:sz w:val="19"/>
         </w:rPr>
         <w:t>Creatinine 1.9 mg/dL (from 2.1)</w:t>
@@ -678,11 +730,14 @@
     <w:p>
       <w:pPr>
         <w:pStyle w:val="ListBullet"/>
+        <w:spacing w:after="30"/>
       </w:pPr>
       <w:r>
         <w:rPr>
           <w:rFonts w:ascii="Arial" w:hAnsi="Arial"/>
-          <w:color w:val="000000"/>
+          <w:b w:val="0"/>
+          <w:i w:val="0"/>
+          <w:color w:val="232830"/>
           <w:sz w:val="19"/>
         </w:rPr>
         <w:t>Left foot post-debridement: granulating base, dressing clean, drainage decreased</w:t>
@@ -691,24 +746,33 @@
     <w:p>
       <w:pPr>
         <w:pStyle w:val="ListBullet"/>
+        <w:spacing w:after="30"/>
       </w:pPr>
       <w:r>
         <w:rPr>
           <w:rFonts w:ascii="Arial" w:hAnsi="Arial"/>
-          <w:color w:val="000000"/>
+          <w:b w:val="0"/>
+          <w:i w:val="0"/>
+          <w:color w:val="232830"/>
           <w:sz w:val="19"/>
         </w:rPr>
         <w:t>Cultures from deep tissue pending</w:t>
       </w:r>
     </w:p>
-    <w:p/>
     <w:p>
+      <w:pPr>
+        <w:spacing w:before="200"/>
+        <w:pBdr>
+          <w:top w:val="single" w:sz="4" w:color="C9D4EA" w:space="4"/>
+        </w:pBdr>
+      </w:pPr>
       <w:r>
         <w:rPr>
           <w:rFonts w:ascii="Arial" w:hAnsi="Arial"/>
+          <w:b w:val="0"/>
           <w:i/>
-          <w:color w:val="000000"/>
-          <w:sz w:val="19"/>
+          <w:color w:val="5E6670"/>
+          <w:sz w:val="18"/>
         </w:rPr>
         <w:t>Electronically signed by Marisol Everet, MD on 05/17/2026 0930</w:t>
       </w:r>
@@ -733,8 +797,18 @@
 <w:ftr xmlns:m="http://schemas.openxmlformats.org/officeDocument/2006/math" xmlns:mc="http://schemas.openxmlformats.org/markup-compatibility/2006" xmlns:mo="http://schemas.microsoft.com/office/mac/office/2008/main" xmlns:mv="urn:schemas-microsoft-com:mac:vml" xmlns:o="urn:schemas-microsoft-com:office:office" xmlns:r="http://schemas.openxmlformats.org/officeDocument/2006/relationships" xmlns:v="urn:schemas-microsoft-com:vml" xmlns:w10="urn:schemas-microsoft-com:office:word" xmlns:w14="http://schemas.microsoft.com/office/word/2010/wordml" xmlns:w="http://schemas.openxmlformats.org/wordprocessingml/2006/main" xmlns:wne="http://schemas.microsoft.com/office/word/2006/wordml" xmlns:wp14="http://schemas.microsoft.com/office/word/2010/wordprocessingDrawing" xmlns:wp="http://schemas.openxmlformats.org/drawingml/2006/wordprocessingDrawing" xmlns:wpc="http://schemas.microsoft.com/office/word/2010/wordprocessingCanvas" xmlns:wpg="http://schemas.microsoft.com/office/word/2010/wordprocessingGroup" xmlns:wpi="http://schemas.microsoft.com/office/word/2010/wordprocessingInk" xmlns:wps="http://schemas.microsoft.com/office/word/2010/wordprocessingShape" mc:Ignorable="w14 wp14">
   <w:p>
     <w:pPr>
-      <w:pStyle w:val="Footer"/>
-    </w:pPr>
+      <w:jc w:val="center"/>
+    </w:pPr>
+    <w:r>
+      <w:rPr>
+        <w:rFonts w:ascii="Arial" w:hAnsi="Arial"/>
+        <w:b w:val="0"/>
+        <w:i w:val="0"/>
+        <w:color w:val="5E6670"/>
+        <w:sz w:val="15"/>
+      </w:rPr>
+      <w:t>Harbor Crest Regional Medical Center  |  PROGRESS NOTE  |  Confidential</w:t>
+    </w:r>
   </w:p>
 </w:ftr>
 </file>
@@ -743,8 +817,18 @@
 <w:ftr xmlns:m="http://schemas.openxmlformats.org/officeDocument/2006/math" xmlns:mc="http://schemas.openxmlformats.org/markup-compatibility/2006" xmlns:mo="http://schemas.microsoft.com/office/mac/office/2008/main" xmlns:mv="urn:schemas-microsoft-com:mac:vml" xmlns:o="urn:schemas-microsoft-com:office:office" xmlns:r="http://schemas.openxmlformats.org/officeDocument/2006/relationships" xmlns:v="urn:schemas-microsoft-com:vml" xmlns:w10="urn:schemas-microsoft-com:office:word" xmlns:w14="http://schemas.microsoft.com/office/word/2010/wordml" xmlns:w="http://schemas.openxmlformats.org/wordprocessingml/2006/main" xmlns:wne="http://schemas.microsoft.com/office/word/2006/wordml" xmlns:wp14="http://schemas.microsoft.com/office/word/2010/wordprocessingDrawing" xmlns:wp="http://schemas.openxmlformats.org/drawingml/2006/wordprocessingDrawing" xmlns:wpc="http://schemas.microsoft.com/office/word/2010/wordprocessingCanvas" xmlns:wpg="http://schemas.microsoft.com/office/word/2010/wordprocessingGroup" xmlns:wpi="http://schemas.microsoft.com/office/word/2010/wordprocessingInk" xmlns:wps="http://schemas.microsoft.com/office/word/2010/wordprocessingShape" mc:Ignorable="w14 wp14">
   <w:p>
     <w:pPr>
-      <w:pStyle w:val="Footer"/>
-    </w:pPr>
+      <w:jc w:val="center"/>
+    </w:pPr>
+    <w:r>
+      <w:rPr>
+        <w:rFonts w:ascii="Arial" w:hAnsi="Arial"/>
+        <w:b w:val="0"/>
+        <w:i w:val="0"/>
+        <w:color w:val="5E6670"/>
+        <w:sz w:val="15"/>
+      </w:rPr>
+      <w:t>Harbor Crest Regional Medical Center  |  PROGRESS NOTE  |  Confidential</w:t>
+    </w:r>
   </w:p>
 </w:ftr>
 </file>
@@ -753,8 +837,18 @@
 <w:ftr xmlns:m="http://schemas.openxmlformats.org/officeDocument/2006/math" xmlns:mc="http://schemas.openxmlformats.org/markup-compatibility/2006" xmlns:mo="http://schemas.microsoft.com/office/mac/office/2008/main" xmlns:mv="urn:schemas-microsoft-com:mac:vml" xmlns:o="urn:schemas-microsoft-com:office:office" xmlns:r="http://schemas.openxmlformats.org/officeDocument/2006/relationships" xmlns:v="urn:schemas-microsoft-com:vml" xmlns:w10="urn:schemas-microsoft-com:office:word" xmlns:w14="http://schemas.microsoft.com/office/word/2010/wordml" xmlns:w="http://schemas.openxmlformats.org/wordprocessingml/2006/main" xmlns:wne="http://schemas.microsoft.com/office/word/2006/wordml" xmlns:wp14="http://schemas.microsoft.com/office/word/2010/wordprocessingDrawing" xmlns:wp="http://schemas.openxmlformats.org/drawingml/2006/wordprocessingDrawing" xmlns:wpc="http://schemas.microsoft.com/office/word/2010/wordprocessingCanvas" xmlns:wpg="http://schemas.microsoft.com/office/word/2010/wordprocessingGroup" xmlns:wpi="http://schemas.microsoft.com/office/word/2010/wordprocessingInk" xmlns:wps="http://schemas.microsoft.com/office/word/2010/wordprocessingShape" mc:Ignorable="w14 wp14">
   <w:p>
     <w:pPr>
-      <w:pStyle w:val="Footer"/>
-    </w:pPr>
+      <w:jc w:val="center"/>
+    </w:pPr>
+    <w:r>
+      <w:rPr>
+        <w:rFonts w:ascii="Arial" w:hAnsi="Arial"/>
+        <w:b w:val="0"/>
+        <w:i w:val="0"/>
+        <w:color w:val="5E6670"/>
+        <w:sz w:val="15"/>
+      </w:rPr>
+      <w:t>Harbor Crest Regional Medical Center  |  PROGRESS NOTE  |  Confidential</w:t>
+    </w:r>
   </w:p>
 </w:ftr>
 </file>
@@ -762,9 +856,16 @@
 <file path=word/header1.xml><?xml version="1.0" encoding="utf-8"?>
 <w:hdr xmlns:m="http://schemas.openxmlformats.org/officeDocument/2006/math" xmlns:mc="http://schemas.openxmlformats.org/markup-compatibility/2006" xmlns:mo="http://schemas.microsoft.com/office/mac/office/2008/main" xmlns:mv="urn:schemas-microsoft-com:mac:vml" xmlns:o="urn:schemas-microsoft-com:office:office" xmlns:r="http://schemas.openxmlformats.org/officeDocument/2006/relationships" xmlns:v="urn:schemas-microsoft-com:vml" xmlns:w10="urn:schemas-microsoft-com:office:word" xmlns:w14="http://schemas.microsoft.com/office/word/2010/wordml" xmlns:w="http://schemas.openxmlformats.org/wordprocessingml/2006/main" xmlns:wne="http://schemas.microsoft.com/office/word/2006/wordml" xmlns:wp14="http://schemas.microsoft.com/office/word/2010/wordprocessingDrawing" xmlns:wp="http://schemas.openxmlformats.org/drawingml/2006/wordprocessingDrawing" xmlns:wpc="http://schemas.microsoft.com/office/word/2010/wordprocessingCanvas" xmlns:wpg="http://schemas.microsoft.com/office/word/2010/wordprocessingGroup" xmlns:wpi="http://schemas.microsoft.com/office/word/2010/wordprocessingInk" xmlns:wps="http://schemas.microsoft.com/office/word/2010/wordprocessingShape" mc:Ignorable="w14 wp14">
   <w:p>
-    <w:pPr>
-      <w:pStyle w:val="Header"/>
-    </w:pPr>
+    <w:r>
+      <w:rPr>
+        <w:rFonts w:ascii="Arial" w:hAnsi="Arial"/>
+        <w:b w:val="0"/>
+        <w:i w:val="0"/>
+        <w:color w:val="5E6670"/>
+        <w:sz w:val="15"/>
+      </w:rPr>
+      <w:t>Ondina Vasquell  |  MRN OV-3358104</w:t>
+    </w:r>
   </w:p>
 </w:hdr>
 </file>
@@ -772,9 +873,16 @@
 <file path=word/header2.xml><?xml version="1.0" encoding="utf-8"?>
 <w:hdr xmlns:m="http://schemas.openxmlformats.org/officeDocument/2006/math" xmlns:mc="http://schemas.openxmlformats.org/markup-compatibility/2006" xmlns:mo="http://schemas.microsoft.com/office/mac/office/2008/main" xmlns:mv="urn:schemas-microsoft-com:mac:vml" xmlns:o="urn:schemas-microsoft-com:office:office" xmlns:r="http://schemas.openxmlformats.org/officeDocument/2006/relationships" xmlns:v="urn:schemas-microsoft-com:vml" xmlns:w10="urn:schemas-microsoft-com:office:word" xmlns:w14="http://schemas.microsoft.com/office/word/2010/wordml" xmlns:w="http://schemas.openxmlformats.org/wordprocessingml/2006/main" xmlns:wne="http://schemas.microsoft.com/office/word/2006/wordml" xmlns:wp14="http://schemas.microsoft.com/office/word/2010/wordprocessingDrawing" xmlns:wp="http://schemas.openxmlformats.org/drawingml/2006/wordprocessingDrawing" xmlns:wpc="http://schemas.microsoft.com/office/word/2010/wordprocessingCanvas" xmlns:wpg="http://schemas.microsoft.com/office/word/2010/wordprocessingGroup" xmlns:wpi="http://schemas.microsoft.com/office/word/2010/wordprocessingInk" xmlns:wps="http://schemas.microsoft.com/office/word/2010/wordprocessingShape" mc:Ignorable="w14 wp14">
   <w:p>
-    <w:pPr>
-      <w:pStyle w:val="Header"/>
-    </w:pPr>
+    <w:r>
+      <w:rPr>
+        <w:rFonts w:ascii="Arial" w:hAnsi="Arial"/>
+        <w:b w:val="0"/>
+        <w:i w:val="0"/>
+        <w:color w:val="5E6670"/>
+        <w:sz w:val="15"/>
+      </w:rPr>
+      <w:t>Ondina Vasquell  |  MRN OV-3358104</w:t>
+    </w:r>
   </w:p>
 </w:hdr>
 </file>
@@ -782,9 +890,16 @@
 <file path=word/header3.xml><?xml version="1.0" encoding="utf-8"?>
 <w:hdr xmlns:m="http://schemas.openxmlformats.org/officeDocument/2006/math" xmlns:mc="http://schemas.openxmlformats.org/markup-compatibility/2006" xmlns:mo="http://schemas.microsoft.com/office/mac/office/2008/main" xmlns:mv="urn:schemas-microsoft-com:mac:vml" xmlns:o="urn:schemas-microsoft-com:office:office" xmlns:r="http://schemas.openxmlformats.org/officeDocument/2006/relationships" xmlns:v="urn:schemas-microsoft-com:vml" xmlns:w10="urn:schemas-microsoft-com:office:word" xmlns:w14="http://schemas.microsoft.com/office/word/2010/wordml" xmlns:w="http://schemas.openxmlformats.org/wordprocessingml/2006/main" xmlns:wne="http://schemas.microsoft.com/office/word/2006/wordml" xmlns:wp14="http://schemas.microsoft.com/office/word/2010/wordprocessingDrawing" xmlns:wp="http://schemas.openxmlformats.org/drawingml/2006/wordprocessingDrawing" xmlns:wpc="http://schemas.microsoft.com/office/word/2010/wordprocessingCanvas" xmlns:wpg="http://schemas.microsoft.com/office/word/2010/wordprocessingGroup" xmlns:wpi="http://schemas.microsoft.com/office/word/2010/wordprocessingInk" xmlns:wps="http://schemas.microsoft.com/office/word/2010/wordprocessingShape" mc:Ignorable="w14 wp14">
   <w:p>
-    <w:pPr>
-      <w:pStyle w:val="Header"/>
-    </w:pPr>
+    <w:r>
+      <w:rPr>
+        <w:rFonts w:ascii="Arial" w:hAnsi="Arial"/>
+        <w:b w:val="0"/>
+        <w:i w:val="0"/>
+        <w:color w:val="5E6670"/>
+        <w:sz w:val="15"/>
+      </w:rPr>
+      <w:t>Ondina Vasquell  |  MRN OV-3358104</w:t>
+    </w:r>
   </w:p>
 </w:hdr>
 </file>

--- a/worlds/ondina-vasquell/phase-3-build-task-artifacts/world-files/hospitalist_progress_hd2_05172026.docx
+++ b/worlds/ondina-vasquell/phase-3-build-task-artifacts/world-files/hospitalist_progress_hd2_05172026.docx
@@ -226,7 +226,7 @@
                 <w:color w:val="232830"/>
                 <w:sz w:val="16"/>
               </w:rPr>
-              <w:t>Marisol Everet, MD</w:t>
+              <w:t>Lillian Everet, MD</w:t>
             </w:r>
           </w:p>
         </w:tc>
@@ -312,7 +312,7 @@
           <w:color w:val="5E6670"/>
           <w:sz w:val="16"/>
         </w:rPr>
-        <w:t>Author: Marisol Everet, MD - Hospital Medicine | Date of Service: 05/17/2026 0930 | Status: Signed</w:t>
+        <w:t>Author: Lillian Everet, MD - Hospital Medicine | Date of Service: 05/17/2026 0930 | Status: Signed</w:t>
       </w:r>
     </w:p>
     <w:p>
@@ -484,7 +484,7 @@
           <w:color w:val="232830"/>
           <w:sz w:val="18"/>
         </w:rPr>
-        <w:t>Marisol Everet, MD</w:t>
+        <w:t>Lillian Everet, MD</w:t>
       </w:r>
     </w:p>
     <w:p>
@@ -774,7 +774,7 @@
           <w:color w:val="5E6670"/>
           <w:sz w:val="18"/>
         </w:rPr>
-        <w:t>Electronically signed by Marisol Everet, MD on 05/17/2026 0930</w:t>
+        <w:t>Electronically signed by Lillian Everet, MD on 05/17/2026 0930</w:t>
       </w:r>
     </w:p>
     <w:sectPr>

--- a/worlds/ondina-vasquell/phase-3-build-task-artifacts/world-files/hospitalist_progress_hd2_05172026.docx
+++ b/worlds/ondina-vasquell/phase-3-build-task-artifacts/world-files/hospitalist_progress_hd2_05172026.docx
@@ -197,7 +197,7 @@
                 <w:color w:val="232830"/>
                 <w:sz w:val="16"/>
               </w:rPr>
-              <w:t>05/17/2026 0930</w:t>
+              <w:t>05/17/2026 1700</w:t>
             </w:r>
           </w:p>
         </w:tc>
@@ -312,7 +312,7 @@
           <w:color w:val="5E6670"/>
           <w:sz w:val="16"/>
         </w:rPr>
-        <w:t>Author: Lillian Everet, MD - Hospital Medicine | Date of Service: 05/17/2026 0930 | Status: Signed</w:t>
+        <w:t>Author: Lillian Everet, MD - Hospital Medicine | Date of Service: 05/17/2026 1700 | Status: Signed</w:t>
       </w:r>
     </w:p>
     <w:p>
@@ -528,7 +528,7 @@
           <w:color w:val="232830"/>
           <w:sz w:val="18"/>
         </w:rPr>
-        <w:t>05/17/2026 0930</w:t>
+        <w:t>05/17/2026 1700</w:t>
       </w:r>
     </w:p>
     <w:p>
@@ -774,7 +774,7 @@
           <w:color w:val="5E6670"/>
           <w:sz w:val="18"/>
         </w:rPr>
-        <w:t>Electronically signed by Lillian Everet, MD on 05/17/2026 0930</w:t>
+        <w:t>Electronically signed by Lillian Everet, MD on 05/17/2026 1700</w:t>
       </w:r>
     </w:p>
     <w:sectPr>
